--- a/downloads/activities/ostrich-eggs-party-a.docx
+++ b/downloads/activities/ostrich-eggs-party-a.docx
@@ -612,7 +612,27 @@
                 <w:sz w:val="22"/>
                 <w:szCs w:val="22"/>
               </w:rPr>
-              <w:t>Your assignment is to get as many spotted ostrich eggs as you can.</w:t>
+              <w:t>Your assignment is to get as many spotted ostrich eggs as you can</w:t>
+            </w:r>
+            <w:r>
+              <w:rPr>
+                <w:rFonts w:ascii="Arial" w:hAnsi="Arial"/>
+                <w:b/>
+                <w:bCs/>
+                <w:sz w:val="22"/>
+                <w:szCs w:val="22"/>
+              </w:rPr>
+              <w:t xml:space="preserve"> (preferably, all the eggs)</w:t>
+            </w:r>
+            <w:r>
+              <w:rPr>
+                <w:rFonts w:ascii="Arial" w:hAnsi="Arial"/>
+                <w:b/>
+                <w:bCs/>
+                <w:sz w:val="22"/>
+                <w:szCs w:val="22"/>
+              </w:rPr>
+              <w:t>.</w:t>
             </w:r>
             <w:r>
               <w:rPr>
@@ -734,7 +754,27 @@
                 <w:sz w:val="22"/>
                 <w:szCs w:val="22"/>
               </w:rPr>
-              <w:t>You are going to try to convince this person that your need for the produce is so great that your company should get this year’s crop.</w:t>
+              <w:t xml:space="preserve">You are going to try to convince this person that your need for the produce is so great that your company should get </w:t>
+            </w:r>
+            <w:r>
+              <w:rPr>
+                <w:rFonts w:ascii="Arial" w:hAnsi="Arial"/>
+                <w:b/>
+                <w:bCs/>
+                <w:sz w:val="22"/>
+                <w:szCs w:val="22"/>
+              </w:rPr>
+              <w:t xml:space="preserve">all of </w:t>
+            </w:r>
+            <w:r>
+              <w:rPr>
+                <w:rFonts w:ascii="Arial" w:hAnsi="Arial"/>
+                <w:b/>
+                <w:bCs/>
+                <w:sz w:val="22"/>
+                <w:szCs w:val="22"/>
+              </w:rPr>
+              <w:t>this year’s crop.</w:t>
             </w:r>
             <w:r>
               <w:rPr>
@@ -753,31 +793,7 @@
                 <w:szCs w:val="22"/>
                 <w:u w:val="single"/>
               </w:rPr>
-              <w:t xml:space="preserve">If you can protect the interests of the </w:t>
-            </w:r>
-            <w:proofErr w:type="gramStart"/>
-            <w:r>
-              <w:rPr>
-                <w:rFonts w:ascii="Arial" w:hAnsi="Arial"/>
-                <w:b/>
-                <w:bCs/>
-                <w:sz w:val="22"/>
-                <w:szCs w:val="22"/>
-                <w:u w:val="single"/>
-              </w:rPr>
-              <w:t>ABC Company</w:t>
-            </w:r>
-            <w:proofErr w:type="gramEnd"/>
-            <w:r>
-              <w:rPr>
-                <w:rFonts w:ascii="Arial" w:hAnsi="Arial"/>
-                <w:b/>
-                <w:bCs/>
-                <w:sz w:val="22"/>
-                <w:szCs w:val="22"/>
-                <w:u w:val="single"/>
-              </w:rPr>
-              <w:t xml:space="preserve"> you will certainly be named the next President of the Company – a job that will pay you five times your present salary.</w:t>
+              <w:t>If you can protect the interests of the ABC Company you will certainly be named the next President of the Company – a job that will pay you five times your present salary.</w:t>
             </w:r>
           </w:p>
           <w:p>
